--- a/web/downloads/Qalam-project-package/05-Qalam-ethics-safety.docx
+++ b/web/downloads/Qalam-project-package/05-Qalam-ethics-safety.docx
@@ -4,24 +4,41 @@
   <w:body>
     <w:p>
       <w:pPr>
-        <w:pStyle w:val="Title"/>
+        <w:jc w:val="right"/>
       </w:pPr>
       <w:r>
-        <w:t>ЭТИКА ЖӘНЕ ҚАУІПСІЗДІК ПАРАҒЫ</w:t>
+        <w:t>5-қосымша</w:t>
+      </w:r>
+    </w:p>
+    <w:p>
+      <w:pPr>
+        <w:jc w:val="center"/>
+      </w:pPr>
+      <w:r>
+        <w:rPr>
+          <w:b/>
+        </w:rPr>
+        <w:t>Зерттеудің этикасы мен қауіпсіздігі жөніндегі бақылау парағы</w:t>
       </w:r>
     </w:p>
     <w:p>
       <w:r>
-        <w:t>Жоба: «Онлайн кітапхана: кітапхана жұмысын цифрландыру»</w:t>
-        <w:br/>
-        <w:t>Авторлар: Амантай Елжан Ерланұлы, Мұхаметкәрім Айбын Таңатұлы</w:t>
-        <w:br/>
-        <w:t>7-сынып · «Қаныш Сәтпаев атындағы Жәнтікей орта мектебі» КММ</w:t>
+        <w:t>Тіркеу коды (шифры): ____________________</w:t>
       </w:r>
     </w:p>
     <w:p>
       <w:r>
-        <w:t>Қолдану алдында мектеп пен жетекші тексеретін парақ. «Жоспарланған» жолдар орындалды деп саналмайды.</w:t>
+        <w:t>Бағыты: жаратылыстану-математикалық</w:t>
+      </w:r>
+    </w:p>
+    <w:p>
+      <w:r>
+        <w:t>Секция атауы: Информатика, жасанды интеллект, робототехника және STEM-инженерия</w:t>
+      </w:r>
+    </w:p>
+    <w:p>
+      <w:r>
+        <w:t>Жоба тақырыбы: «Онлайн кітапхана: кітапхана жұмысын цифрландыру»</w:t>
       </w:r>
     </w:p>
     <w:tbl>
@@ -31,66 +48,84 @@
         <w:tblLook w:firstColumn="1" w:firstRow="1" w:lastColumn="0" w:lastRow="0" w:noHBand="0" w:noVBand="1" w:val="04A0"/>
       </w:tblPr>
       <w:tblGrid>
-        <w:gridCol w:w="3118"/>
-        <w:gridCol w:w="3118"/>
-        <w:gridCol w:w="3118"/>
+        <w:gridCol w:w="2268"/>
+        <w:gridCol w:w="2268"/>
+        <w:gridCol w:w="2268"/>
+        <w:gridCol w:w="2268"/>
       </w:tblGrid>
       <w:tr>
         <w:trPr>
-          <w:tblHeader/>
           <w:cantSplit/>
         </w:trPr>
         <w:tc>
           <w:tcPr>
-            <w:tcW w:type="dxa" w:w="3118"/>
-            <w:shd w:fill="E8EEDF"/>
+            <w:tcW w:type="dxa" w:w="2268"/>
           </w:tcPr>
           <w:p>
             <w:pPr>
-              <w:spacing w:after="60" w:before="60" w:line="252" w:lineRule="auto"/>
+              <w:spacing w:line="240" w:lineRule="auto" w:after="60"/>
             </w:pPr>
             <w:r>
               <w:rPr>
+                <w:rFonts w:ascii="Times New Roman" w:hAnsi="Times New Roman"/>
                 <w:b/>
                 <w:sz w:val="20"/>
               </w:rPr>
-              <w:t>Талап</w:t>
+              <w:t>№</w:t>
             </w:r>
           </w:p>
         </w:tc>
         <w:tc>
           <w:tcPr>
-            <w:tcW w:type="dxa" w:w="3118"/>
-            <w:shd w:fill="E8EEDF"/>
+            <w:tcW w:type="dxa" w:w="2268"/>
           </w:tcPr>
           <w:p>
             <w:pPr>
-              <w:spacing w:after="60" w:before="60" w:line="252" w:lineRule="auto"/>
+              <w:spacing w:line="240" w:lineRule="auto" w:after="60"/>
             </w:pPr>
             <w:r>
               <w:rPr>
+                <w:rFonts w:ascii="Times New Roman" w:hAnsi="Times New Roman"/>
                 <w:b/>
                 <w:sz w:val="20"/>
               </w:rPr>
-              <w:t>Жобаға қатысты ереже</w:t>
+              <w:t>Тексеру тармағы</w:t>
             </w:r>
           </w:p>
         </w:tc>
         <w:tc>
           <w:tcPr>
-            <w:tcW w:type="dxa" w:w="3118"/>
-            <w:shd w:fill="E8EEDF"/>
+            <w:tcW w:type="dxa" w:w="2268"/>
           </w:tcPr>
           <w:p>
             <w:pPr>
-              <w:spacing w:after="60" w:before="60" w:line="252" w:lineRule="auto"/>
+              <w:spacing w:line="240" w:lineRule="auto" w:after="60"/>
             </w:pPr>
             <w:r>
               <w:rPr>
+                <w:rFonts w:ascii="Times New Roman" w:hAnsi="Times New Roman"/>
                 <w:b/>
                 <w:sz w:val="20"/>
               </w:rPr>
-              <w:t>Күй/тексеру</w:t>
+              <w:t>Белгі</w:t>
+            </w:r>
+          </w:p>
+        </w:tc>
+        <w:tc>
+          <w:tcPr>
+            <w:tcW w:type="dxa" w:w="2268"/>
+          </w:tcPr>
+          <w:p>
+            <w:pPr>
+              <w:spacing w:line="240" w:lineRule="auto" w:after="60"/>
+            </w:pPr>
+            <w:r>
+              <w:rPr>
+                <w:rFonts w:ascii="Times New Roman" w:hAnsi="Times New Roman"/>
+                <w:b/>
+                <w:sz w:val="20"/>
+              </w:rPr>
+              <w:t>Ескерту</w:t>
             </w:r>
           </w:p>
         </w:tc>
@@ -101,52 +136,75 @@
         </w:trPr>
         <w:tc>
           <w:tcPr>
-            <w:tcW w:type="dxa" w:w="3118"/>
+            <w:tcW w:type="dxa" w:w="2268"/>
           </w:tcPr>
           <w:p>
             <w:pPr>
-              <w:spacing w:after="60" w:before="60" w:line="252" w:lineRule="auto"/>
+              <w:spacing w:line="240" w:lineRule="auto" w:after="60"/>
             </w:pPr>
             <w:r>
               <w:rPr>
+                <w:rFonts w:ascii="Times New Roman" w:hAnsi="Times New Roman"/>
                 <w:b w:val="0"/>
                 <w:sz w:val="20"/>
               </w:rPr>
-              <w:t>Ерікті қатысу</w:t>
+              <w:t>1</w:t>
             </w:r>
           </w:p>
         </w:tc>
         <w:tc>
           <w:tcPr>
-            <w:tcW w:type="dxa" w:w="3118"/>
+            <w:tcW w:type="dxa" w:w="2268"/>
           </w:tcPr>
           <w:p>
             <w:pPr>
-              <w:spacing w:after="60" w:before="60" w:line="252" w:lineRule="auto"/>
+              <w:spacing w:line="240" w:lineRule="auto" w:after="60"/>
             </w:pPr>
             <w:r>
               <w:rPr>
+                <w:rFonts w:ascii="Times New Roman" w:hAnsi="Times New Roman"/>
                 <w:b w:val="0"/>
                 <w:sz w:val="20"/>
               </w:rPr>
-              <w:t>Зерттеуден бас тарту мектеп бағасына әсер етпейді.</w:t>
+              <w:t>Жобаның ықтимал тәуекелдері алдын ала анықталды</w:t>
             </w:r>
           </w:p>
         </w:tc>
         <w:tc>
           <w:tcPr>
-            <w:tcW w:type="dxa" w:w="3118"/>
+            <w:tcW w:type="dxa" w:w="2268"/>
           </w:tcPr>
           <w:p>
             <w:pPr>
-              <w:spacing w:after="60" w:before="60" w:line="252" w:lineRule="auto"/>
+              <w:spacing w:line="240" w:lineRule="auto" w:after="60"/>
             </w:pPr>
             <w:r>
               <w:rPr>
+                <w:rFonts w:ascii="Times New Roman" w:hAnsi="Times New Roman"/>
                 <w:b w:val="0"/>
                 <w:sz w:val="20"/>
               </w:rPr>
-              <w:t>Сынақ алдында ұйымдастырылады.</w:t>
+              <w:t>□ Иә</w:t>
+              <w:br/>
+              <w:t>□ Қолданылмайды</w:t>
+            </w:r>
+          </w:p>
+        </w:tc>
+        <w:tc>
+          <w:tcPr>
+            <w:tcW w:type="dxa" w:w="2268"/>
+          </w:tcPr>
+          <w:p>
+            <w:pPr>
+              <w:spacing w:line="240" w:lineRule="auto" w:after="60"/>
+            </w:pPr>
+            <w:r>
+              <w:rPr>
+                <w:rFonts w:ascii="Times New Roman" w:hAnsi="Times New Roman"/>
+                <w:b w:val="0"/>
+                <w:sz w:val="20"/>
+              </w:rPr>
+              <w:t>Қауіп: жеке деректер мен қарапайым бастапқы пароль.</w:t>
             </w:r>
           </w:p>
         </w:tc>
@@ -157,52 +215,75 @@
         </w:trPr>
         <w:tc>
           <w:tcPr>
-            <w:tcW w:type="dxa" w:w="3118"/>
+            <w:tcW w:type="dxa" w:w="2268"/>
           </w:tcPr>
           <w:p>
             <w:pPr>
-              <w:spacing w:after="60" w:before="60" w:line="252" w:lineRule="auto"/>
+              <w:spacing w:line="240" w:lineRule="auto" w:after="60"/>
             </w:pPr>
             <w:r>
               <w:rPr>
+                <w:rFonts w:ascii="Times New Roman" w:hAnsi="Times New Roman"/>
                 <w:b w:val="0"/>
                 <w:sz w:val="20"/>
               </w:rPr>
-              <w:t>Келісім</w:t>
+              <w:t>2</w:t>
             </w:r>
           </w:p>
         </w:tc>
         <w:tc>
           <w:tcPr>
-            <w:tcW w:type="dxa" w:w="3118"/>
+            <w:tcW w:type="dxa" w:w="2268"/>
           </w:tcPr>
           <w:p>
             <w:pPr>
-              <w:spacing w:after="60" w:before="60" w:line="252" w:lineRule="auto"/>
+              <w:spacing w:line="240" w:lineRule="auto" w:after="60"/>
             </w:pPr>
             <w:r>
               <w:rPr>
+                <w:rFonts w:ascii="Times New Roman" w:hAnsi="Times New Roman"/>
                 <w:b w:val="0"/>
                 <w:sz w:val="20"/>
               </w:rPr>
-              <w:t>Мектеп және қажет болса ата-ана келісімі алынады.</w:t>
+              <w:t>Адамдардың қатысуымен сауалнама/сұхбат жүргізу кезінде ерікті келісім және ата-анасының/заңды өкілінің келісімі алынды</w:t>
             </w:r>
           </w:p>
         </w:tc>
         <w:tc>
           <w:tcPr>
-            <w:tcW w:type="dxa" w:w="3118"/>
+            <w:tcW w:type="dxa" w:w="2268"/>
           </w:tcPr>
           <w:p>
             <w:pPr>
-              <w:spacing w:after="60" w:before="60" w:line="252" w:lineRule="auto"/>
+              <w:spacing w:line="240" w:lineRule="auto" w:after="60"/>
             </w:pPr>
             <w:r>
               <w:rPr>
+                <w:rFonts w:ascii="Times New Roman" w:hAnsi="Times New Roman"/>
                 <w:b w:val="0"/>
                 <w:sz w:val="20"/>
               </w:rPr>
-              <w:t>Келісім бланкі/күні: ______.</w:t>
+              <w:t>□ Иә</w:t>
+              <w:br/>
+              <w:t>□ Қолданылмайды</w:t>
+            </w:r>
+          </w:p>
+        </w:tc>
+        <w:tc>
+          <w:tcPr>
+            <w:tcW w:type="dxa" w:w="2268"/>
+          </w:tcPr>
+          <w:p>
+            <w:pPr>
+              <w:spacing w:line="240" w:lineRule="auto" w:after="60"/>
+            </w:pPr>
+            <w:r>
+              <w:rPr>
+                <w:rFonts w:ascii="Times New Roman" w:hAnsi="Times New Roman"/>
+                <w:b w:val="0"/>
+                <w:sz w:val="20"/>
+              </w:rPr>
+              <w:t>Нақты жазбаша келісім әлі расталмаған.</w:t>
             </w:r>
           </w:p>
         </w:tc>
@@ -213,52 +294,75 @@
         </w:trPr>
         <w:tc>
           <w:tcPr>
-            <w:tcW w:type="dxa" w:w="3118"/>
+            <w:tcW w:type="dxa" w:w="2268"/>
           </w:tcPr>
           <w:p>
             <w:pPr>
-              <w:spacing w:after="60" w:before="60" w:line="252" w:lineRule="auto"/>
+              <w:spacing w:line="240" w:lineRule="auto" w:after="60"/>
             </w:pPr>
             <w:r>
               <w:rPr>
+                <w:rFonts w:ascii="Times New Roman" w:hAnsi="Times New Roman"/>
                 <w:b w:val="0"/>
                 <w:sz w:val="20"/>
               </w:rPr>
-              <w:t>Жеке дерек</w:t>
+              <w:t>3</w:t>
             </w:r>
           </w:p>
         </w:tc>
         <w:tc>
           <w:tcPr>
-            <w:tcW w:type="dxa" w:w="3118"/>
+            <w:tcW w:type="dxa" w:w="2268"/>
           </w:tcPr>
           <w:p>
             <w:pPr>
-              <w:spacing w:after="60" w:before="60" w:line="252" w:lineRule="auto"/>
+              <w:spacing w:line="240" w:lineRule="auto" w:after="60"/>
             </w:pPr>
             <w:r>
               <w:rPr>
+                <w:rFonts w:ascii="Times New Roman" w:hAnsi="Times New Roman"/>
                 <w:b w:val="0"/>
                 <w:sz w:val="20"/>
               </w:rPr>
-              <w:t>Оқушы аты, сыныбы және кітап тарихы серверде бар; зерттеу кестесіне код беріледі.</w:t>
+              <w:t>Дербес деректер иесіздендірілді, заңсыз қол жеткізуден қорғалды және ашық ЖИ жүйелеріне енгізілген жоқ</w:t>
             </w:r>
           </w:p>
         </w:tc>
         <w:tc>
           <w:tcPr>
-            <w:tcW w:type="dxa" w:w="3118"/>
+            <w:tcW w:type="dxa" w:w="2268"/>
           </w:tcPr>
           <w:p>
             <w:pPr>
-              <w:spacing w:after="60" w:before="60" w:line="252" w:lineRule="auto"/>
+              <w:spacing w:line="240" w:lineRule="auto" w:after="60"/>
             </w:pPr>
             <w:r>
               <w:rPr>
+                <w:rFonts w:ascii="Times New Roman" w:hAnsi="Times New Roman"/>
                 <w:b w:val="0"/>
                 <w:sz w:val="20"/>
               </w:rPr>
-              <w:t>Оқушы тізімін ашық қоспау.</w:t>
+              <w:t>□ Иә</w:t>
+              <w:br/>
+              <w:t>□ Қолданылмайды</w:t>
+            </w:r>
+          </w:p>
+        </w:tc>
+        <w:tc>
+          <w:tcPr>
+            <w:tcW w:type="dxa" w:w="2268"/>
+          </w:tcPr>
+          <w:p>
+            <w:pPr>
+              <w:spacing w:line="240" w:lineRule="auto" w:after="60"/>
+            </w:pPr>
+            <w:r>
+              <w:rPr>
+                <w:rFonts w:ascii="Times New Roman" w:hAnsi="Times New Roman"/>
+                <w:b w:val="0"/>
+                <w:sz w:val="20"/>
+              </w:rPr>
+              <w:t>Тізім бұрын ассистентке берілген. Ашық ЖИ-ге енгізілмеді деген тармақ автоматты расталмайды.</w:t>
             </w:r>
           </w:p>
         </w:tc>
@@ -269,52 +373,75 @@
         </w:trPr>
         <w:tc>
           <w:tcPr>
-            <w:tcW w:type="dxa" w:w="3118"/>
+            <w:tcW w:type="dxa" w:w="2268"/>
           </w:tcPr>
           <w:p>
             <w:pPr>
-              <w:spacing w:after="60" w:before="60" w:line="252" w:lineRule="auto"/>
+              <w:spacing w:line="240" w:lineRule="auto" w:after="60"/>
             </w:pPr>
             <w:r>
               <w:rPr>
+                <w:rFonts w:ascii="Times New Roman" w:hAnsi="Times New Roman"/>
                 <w:b w:val="0"/>
                 <w:sz w:val="20"/>
               </w:rPr>
-              <w:t>Кітап тарихы</w:t>
+              <w:t>4</w:t>
             </w:r>
           </w:p>
         </w:tc>
         <w:tc>
           <w:tcPr>
-            <w:tcW w:type="dxa" w:w="3118"/>
+            <w:tcW w:type="dxa" w:w="2268"/>
           </w:tcPr>
           <w:p>
             <w:pPr>
-              <w:spacing w:after="60" w:before="60" w:line="252" w:lineRule="auto"/>
+              <w:spacing w:line="240" w:lineRule="auto" w:after="60"/>
             </w:pPr>
             <w:r>
               <w:rPr>
+                <w:rFonts w:ascii="Times New Roman" w:hAnsi="Times New Roman"/>
                 <w:b w:val="0"/>
                 <w:sz w:val="20"/>
               </w:rPr>
-              <w:t>Оқушы өз тарихын, кітапханашы барлық тарихты көреді.</w:t>
+              <w:t>Жануарларға зиян келтіретін әрекеттерге жол берілген жоқ</w:t>
             </w:r>
           </w:p>
         </w:tc>
         <w:tc>
           <w:tcPr>
-            <w:tcW w:type="dxa" w:w="3118"/>
+            <w:tcW w:type="dxa" w:w="2268"/>
           </w:tcPr>
           <w:p>
             <w:pPr>
-              <w:spacing w:after="60" w:before="60" w:line="252" w:lineRule="auto"/>
+              <w:spacing w:line="240" w:lineRule="auto" w:after="60"/>
             </w:pPr>
             <w:r>
               <w:rPr>
+                <w:rFonts w:ascii="Times New Roman" w:hAnsi="Times New Roman"/>
                 <w:b w:val="0"/>
                 <w:sz w:val="20"/>
               </w:rPr>
-              <w:t>Рұқсат сценарийлері тесттен өтті.</w:t>
+              <w:t>□ Иә</w:t>
+              <w:br/>
+              <w:t>□ Қолданылмайды</w:t>
+            </w:r>
+          </w:p>
+        </w:tc>
+        <w:tc>
+          <w:tcPr>
+            <w:tcW w:type="dxa" w:w="2268"/>
+          </w:tcPr>
+          <w:p>
+            <w:pPr>
+              <w:spacing w:line="240" w:lineRule="auto" w:after="60"/>
+            </w:pPr>
+            <w:r>
+              <w:rPr>
+                <w:rFonts w:ascii="Times New Roman" w:hAnsi="Times New Roman"/>
+                <w:b w:val="0"/>
+                <w:sz w:val="20"/>
+              </w:rPr>
+              <w:t>Цифрлық жоба.</w:t>
             </w:r>
           </w:p>
         </w:tc>
@@ -325,52 +452,75 @@
         </w:trPr>
         <w:tc>
           <w:tcPr>
-            <w:tcW w:type="dxa" w:w="3118"/>
+            <w:tcW w:type="dxa" w:w="2268"/>
           </w:tcPr>
           <w:p>
             <w:pPr>
-              <w:spacing w:after="60" w:before="60" w:line="252" w:lineRule="auto"/>
+              <w:spacing w:line="240" w:lineRule="auto" w:after="60"/>
             </w:pPr>
             <w:r>
               <w:rPr>
+                <w:rFonts w:ascii="Times New Roman" w:hAnsi="Times New Roman"/>
                 <w:b w:val="0"/>
                 <w:sz w:val="20"/>
               </w:rPr>
-              <w:t>Жария пікір</w:t>
+              <w:t>5</w:t>
             </w:r>
           </w:p>
         </w:tc>
         <w:tc>
           <w:tcPr>
-            <w:tcW w:type="dxa" w:w="3118"/>
+            <w:tcW w:type="dxa" w:w="2268"/>
           </w:tcPr>
           <w:p>
             <w:pPr>
-              <w:spacing w:after="60" w:before="60" w:line="252" w:lineRule="auto"/>
+              <w:spacing w:line="240" w:lineRule="auto" w:after="60"/>
             </w:pPr>
             <w:r>
               <w:rPr>
+                <w:rFonts w:ascii="Times New Roman" w:hAnsi="Times New Roman"/>
                 <w:b w:val="0"/>
                 <w:sz w:val="20"/>
               </w:rPr>
-              <w:t>Аккаунт аты пікірмен бірге көрінеді.</w:t>
+              <w:t>Химиялық, биологиялық, электрлік және механикалық тәуекелдер болған жағдайда ересек адамның бақылауы қамтамасыз етілді</w:t>
             </w:r>
           </w:p>
         </w:tc>
         <w:tc>
           <w:tcPr>
-            <w:tcW w:type="dxa" w:w="3118"/>
+            <w:tcW w:type="dxa" w:w="2268"/>
           </w:tcPr>
           <w:p>
             <w:pPr>
-              <w:spacing w:after="60" w:before="60" w:line="252" w:lineRule="auto"/>
+              <w:spacing w:line="240" w:lineRule="auto" w:after="60"/>
             </w:pPr>
             <w:r>
               <w:rPr>
+                <w:rFonts w:ascii="Times New Roman" w:hAnsi="Times New Roman"/>
                 <w:b w:val="0"/>
                 <w:sz w:val="20"/>
               </w:rPr>
-              <w:t>Оқушыға алдын ала түсіндіру.</w:t>
+              <w:t>□ Иә</w:t>
+              <w:br/>
+              <w:t>□ Қолданылмайды</w:t>
+            </w:r>
+          </w:p>
+        </w:tc>
+        <w:tc>
+          <w:tcPr>
+            <w:tcW w:type="dxa" w:w="2268"/>
+          </w:tcPr>
+          <w:p>
+            <w:pPr>
+              <w:spacing w:line="240" w:lineRule="auto" w:after="60"/>
+            </w:pPr>
+            <w:r>
+              <w:rPr>
+                <w:rFonts w:ascii="Times New Roman" w:hAnsi="Times New Roman"/>
+                <w:b w:val="0"/>
+                <w:sz w:val="20"/>
+              </w:rPr>
+              <w:t>Құрылғымен жұмыс тәртібі тексеріледі.</w:t>
             </w:r>
           </w:p>
         </w:tc>
@@ -381,52 +531,75 @@
         </w:trPr>
         <w:tc>
           <w:tcPr>
-            <w:tcW w:type="dxa" w:w="3118"/>
+            <w:tcW w:type="dxa" w:w="2268"/>
           </w:tcPr>
           <w:p>
             <w:pPr>
-              <w:spacing w:after="60" w:before="60" w:line="252" w:lineRule="auto"/>
+              <w:spacing w:line="240" w:lineRule="auto" w:after="60"/>
             </w:pPr>
             <w:r>
               <w:rPr>
+                <w:rFonts w:ascii="Times New Roman" w:hAnsi="Times New Roman"/>
                 <w:b w:val="0"/>
                 <w:sz w:val="20"/>
               </w:rPr>
-              <w:t>Құпиясөз</w:t>
+              <w:t>6</w:t>
             </w:r>
           </w:p>
         </w:tc>
         <w:tc>
           <w:tcPr>
-            <w:tcW w:type="dxa" w:w="3118"/>
+            <w:tcW w:type="dxa" w:w="2268"/>
           </w:tcPr>
           <w:p>
             <w:pPr>
-              <w:spacing w:after="60" w:before="60" w:line="252" w:lineRule="auto"/>
+              <w:spacing w:line="240" w:lineRule="auto" w:after="60"/>
             </w:pPr>
             <w:r>
               <w:rPr>
+                <w:rFonts w:ascii="Times New Roman" w:hAnsi="Times New Roman"/>
                 <w:b w:val="0"/>
                 <w:sz w:val="20"/>
               </w:rPr>
-              <w:t>Өңделген күйде сақталады. Логинге тең бастапқы пароль әлсіз.</w:t>
+              <w:t>Пайдаланылған материалдар мен қалдықтарды қауіпсіз кәдеге жарату тәртібі сақталды</w:t>
             </w:r>
           </w:p>
         </w:tc>
         <w:tc>
           <w:tcPr>
-            <w:tcW w:type="dxa" w:w="3118"/>
+            <w:tcW w:type="dxa" w:w="2268"/>
           </w:tcPr>
           <w:p>
             <w:pPr>
-              <w:spacing w:after="60" w:before="60" w:line="252" w:lineRule="auto"/>
+              <w:spacing w:line="240" w:lineRule="auto" w:after="60"/>
             </w:pPr>
             <w:r>
               <w:rPr>
+                <w:rFonts w:ascii="Times New Roman" w:hAnsi="Times New Roman"/>
                 <w:b w:val="0"/>
                 <w:sz w:val="20"/>
               </w:rPr>
-              <w:t>Ауыстыру тәртібі қажет.</w:t>
+              <w:t>□ Иә</w:t>
+              <w:br/>
+              <w:t>□ Қолданылмайды</w:t>
+            </w:r>
+          </w:p>
+        </w:tc>
+        <w:tc>
+          <w:tcPr>
+            <w:tcW w:type="dxa" w:w="2268"/>
+          </w:tcPr>
+          <w:p>
+            <w:pPr>
+              <w:spacing w:line="240" w:lineRule="auto" w:after="60"/>
+            </w:pPr>
+            <w:r>
+              <w:rPr>
+                <w:rFonts w:ascii="Times New Roman" w:hAnsi="Times New Roman"/>
+                <w:b w:val="0"/>
+                <w:sz w:val="20"/>
+              </w:rPr>
+              <w:t>Цифрлық жоба.</w:t>
             </w:r>
           </w:p>
         </w:tc>
@@ -437,52 +610,75 @@
         </w:trPr>
         <w:tc>
           <w:tcPr>
-            <w:tcW w:type="dxa" w:w="3118"/>
+            <w:tcW w:type="dxa" w:w="2268"/>
           </w:tcPr>
           <w:p>
             <w:pPr>
-              <w:spacing w:after="60" w:before="60" w:line="252" w:lineRule="auto"/>
+              <w:spacing w:line="240" w:lineRule="auto" w:after="60"/>
             </w:pPr>
             <w:r>
               <w:rPr>
+                <w:rFonts w:ascii="Times New Roman" w:hAnsi="Times New Roman"/>
                 <w:b w:val="0"/>
                 <w:sz w:val="20"/>
               </w:rPr>
-              <w:t>Хостинг</w:t>
+              <w:t>7</w:t>
             </w:r>
           </w:p>
         </w:tc>
         <w:tc>
           <w:tcPr>
-            <w:tcW w:type="dxa" w:w="3118"/>
+            <w:tcW w:type="dxa" w:w="2268"/>
           </w:tcPr>
           <w:p>
             <w:pPr>
-              <w:spacing w:after="60" w:before="60" w:line="252" w:lineRule="auto"/>
+              <w:spacing w:line="240" w:lineRule="auto" w:after="60"/>
             </w:pPr>
             <w:r>
               <w:rPr>
+                <w:rFonts w:ascii="Times New Roman" w:hAnsi="Times New Roman"/>
                 <w:b w:val="0"/>
                 <w:sz w:val="20"/>
               </w:rPr>
-              <w:t>HTTPS, тұрақты диск, резервтік көшірме қажет.</w:t>
+              <w:t>Фотосуреттерге, бейнематериалдарға, музыкаға, бейнелерге және бағдарламалық кодқа қатысты авторлық құқықтар сақталды</w:t>
             </w:r>
           </w:p>
         </w:tc>
         <w:tc>
           <w:tcPr>
-            <w:tcW w:type="dxa" w:w="3118"/>
+            <w:tcW w:type="dxa" w:w="2268"/>
           </w:tcPr>
           <w:p>
             <w:pPr>
-              <w:spacing w:after="60" w:before="60" w:line="252" w:lineRule="auto"/>
+              <w:spacing w:line="240" w:lineRule="auto" w:after="60"/>
             </w:pPr>
             <w:r>
               <w:rPr>
+                <w:rFonts w:ascii="Times New Roman" w:hAnsi="Times New Roman"/>
                 <w:b w:val="0"/>
                 <w:sz w:val="20"/>
               </w:rPr>
-              <w:t>Мектепке енгізу алдында тексеру.</w:t>
+              <w:t>□ Иә</w:t>
+              <w:br/>
+              <w:t>□ Қолданылмайды</w:t>
+            </w:r>
+          </w:p>
+        </w:tc>
+        <w:tc>
+          <w:tcPr>
+            <w:tcW w:type="dxa" w:w="2268"/>
+          </w:tcPr>
+          <w:p>
+            <w:pPr>
+              <w:spacing w:line="240" w:lineRule="auto" w:after="60"/>
+            </w:pPr>
+            <w:r>
+              <w:rPr>
+                <w:rFonts w:ascii="Times New Roman" w:hAnsi="Times New Roman"/>
+                <w:b w:val="0"/>
+                <w:sz w:val="20"/>
+              </w:rPr>
+              <w:t>Материалдар рұқсаты мен лицензиясы нақтыланады.</w:t>
             </w:r>
           </w:p>
         </w:tc>
@@ -493,52 +689,73 @@
         </w:trPr>
         <w:tc>
           <w:tcPr>
-            <w:tcW w:type="dxa" w:w="3118"/>
+            <w:tcW w:type="dxa" w:w="2268"/>
           </w:tcPr>
           <w:p>
             <w:pPr>
-              <w:spacing w:after="60" w:before="60" w:line="252" w:lineRule="auto"/>
+              <w:spacing w:line="240" w:lineRule="auto" w:after="60"/>
             </w:pPr>
             <w:r>
               <w:rPr>
+                <w:rFonts w:ascii="Times New Roman" w:hAnsi="Times New Roman"/>
                 <w:b w:val="0"/>
                 <w:sz w:val="20"/>
               </w:rPr>
-              <w:t>Авторлық құқық</w:t>
+              <w:t>8</w:t>
             </w:r>
           </w:p>
         </w:tc>
         <w:tc>
           <w:tcPr>
-            <w:tcW w:type="dxa" w:w="3118"/>
+            <w:tcW w:type="dxa" w:w="2268"/>
           </w:tcPr>
           <w:p>
             <w:pPr>
-              <w:spacing w:after="60" w:before="60" w:line="252" w:lineRule="auto"/>
+              <w:spacing w:line="240" w:lineRule="auto" w:after="60"/>
             </w:pPr>
             <w:r>
               <w:rPr>
+                <w:rFonts w:ascii="Times New Roman" w:hAnsi="Times New Roman"/>
                 <w:b w:val="0"/>
                 <w:sz w:val="20"/>
               </w:rPr>
-              <w:t>Толық кітап мәтіні құқық рұқсатымен ғана қосылады.</w:t>
+              <w:t>Зерттеу күнделігі және бастапқы деректер ұсынылды</w:t>
             </w:r>
           </w:p>
         </w:tc>
         <w:tc>
           <w:tcPr>
-            <w:tcW w:type="dxa" w:w="3118"/>
+            <w:tcW w:type="dxa" w:w="2268"/>
           </w:tcPr>
           <w:p>
             <w:pPr>
-              <w:spacing w:after="60" w:before="60" w:line="252" w:lineRule="auto"/>
+              <w:spacing w:line="240" w:lineRule="auto" w:after="60"/>
             </w:pPr>
             <w:r>
               <w:rPr>
+                <w:rFonts w:ascii="Times New Roman" w:hAnsi="Times New Roman"/>
                 <w:b w:val="0"/>
                 <w:sz w:val="20"/>
               </w:rPr>
-              <w:t>Қазіргі оқу/аудио — үлгі мәтін.</w:t>
+              <w:t>□ Иә</w:t>
+            </w:r>
+          </w:p>
+        </w:tc>
+        <w:tc>
+          <w:tcPr>
+            <w:tcW w:type="dxa" w:w="2268"/>
+          </w:tcPr>
+          <w:p>
+            <w:pPr>
+              <w:spacing w:line="240" w:lineRule="auto" w:after="60"/>
+            </w:pPr>
+            <w:r>
+              <w:rPr>
+                <w:rFonts w:ascii="Times New Roman" w:hAnsi="Times New Roman"/>
+                <w:b w:val="0"/>
+                <w:sz w:val="20"/>
+              </w:rPr>
+              <w:t>Күнделік бланкісі бар; нақты оқушы өлшемдері жоқ.</w:t>
             </w:r>
           </w:p>
         </w:tc>
@@ -549,278 +766,99 @@
         </w:trPr>
         <w:tc>
           <w:tcPr>
-            <w:tcW w:type="dxa" w:w="3118"/>
+            <w:tcW w:type="dxa" w:w="2268"/>
           </w:tcPr>
           <w:p>
             <w:pPr>
-              <w:spacing w:after="60" w:before="60" w:line="252" w:lineRule="auto"/>
+              <w:spacing w:line="240" w:lineRule="auto" w:after="60"/>
             </w:pPr>
             <w:r>
               <w:rPr>
+                <w:rFonts w:ascii="Times New Roman" w:hAnsi="Times New Roman"/>
                 <w:b w:val="0"/>
                 <w:sz w:val="20"/>
               </w:rPr>
-              <w:t>Суреттер</w:t>
+              <w:t>9</w:t>
             </w:r>
           </w:p>
         </w:tc>
         <w:tc>
           <w:tcPr>
-            <w:tcW w:type="dxa" w:w="3118"/>
+            <w:tcW w:type="dxa" w:w="2268"/>
           </w:tcPr>
           <w:p>
             <w:pPr>
-              <w:spacing w:after="60" w:before="60" w:line="252" w:lineRule="auto"/>
+              <w:spacing w:line="240" w:lineRule="auto" w:after="60"/>
             </w:pPr>
             <w:r>
               <w:rPr>
+                <w:rFonts w:ascii="Times New Roman" w:hAnsi="Times New Roman"/>
                 <w:b w:val="0"/>
                 <w:sz w:val="20"/>
               </w:rPr>
-              <w:t>Мектеп фото рұқсаты нақтыланады. ЖИ бейнесі иллюстрация ретінде белгіленеді.</w:t>
+              <w:t>ЖИ пайдалану туралы декларация толтырылды</w:t>
             </w:r>
           </w:p>
         </w:tc>
         <w:tc>
           <w:tcPr>
-            <w:tcW w:type="dxa" w:w="3118"/>
+            <w:tcW w:type="dxa" w:w="2268"/>
           </w:tcPr>
           <w:p>
             <w:pPr>
-              <w:spacing w:after="60" w:before="60" w:line="252" w:lineRule="auto"/>
+              <w:spacing w:line="240" w:lineRule="auto" w:after="60"/>
             </w:pPr>
             <w:r>
               <w:rPr>
+                <w:rFonts w:ascii="Times New Roman" w:hAnsi="Times New Roman"/>
                 <w:b w:val="0"/>
                 <w:sz w:val="20"/>
               </w:rPr>
-              <w:t>Instagram фото жергілікті көшірілмеген.</w:t>
-            </w:r>
-          </w:p>
-        </w:tc>
-      </w:tr>
-      <w:tr>
-        <w:trPr>
-          <w:cantSplit/>
-        </w:trPr>
-        <w:tc>
-          <w:tcPr>
-            <w:tcW w:type="dxa" w:w="3118"/>
-          </w:tcPr>
-          <w:p>
-            <w:pPr>
-              <w:spacing w:after="60" w:before="60" w:line="252" w:lineRule="auto"/>
-            </w:pPr>
-            <w:r>
-              <w:rPr>
-                <w:b w:val="0"/>
-                <w:sz w:val="20"/>
-              </w:rPr>
-              <w:t>Ғылыми адалдық</w:t>
+              <w:t>□ Иә</w:t>
             </w:r>
           </w:p>
         </w:tc>
         <w:tc>
           <w:tcPr>
-            <w:tcW w:type="dxa" w:w="3118"/>
+            <w:tcW w:type="dxa" w:w="2268"/>
           </w:tcPr>
           <w:p>
             <w:pPr>
-              <w:spacing w:after="60" w:before="60" w:line="252" w:lineRule="auto"/>
+              <w:spacing w:line="240" w:lineRule="auto" w:after="60"/>
             </w:pPr>
             <w:r>
               <w:rPr>
+                <w:rFonts w:ascii="Times New Roman" w:hAnsi="Times New Roman"/>
                 <w:b w:val="0"/>
                 <w:sz w:val="20"/>
               </w:rPr>
-              <w:t>Өлшенбеген пайыз, жалған сауалнама мен қол қолданылмайды.</w:t>
-            </w:r>
-          </w:p>
-        </w:tc>
-        <w:tc>
-          <w:tcPr>
-            <w:tcW w:type="dxa" w:w="3118"/>
-          </w:tcPr>
-          <w:p>
-            <w:pPr>
-              <w:spacing w:after="60" w:before="60" w:line="252" w:lineRule="auto"/>
-            </w:pPr>
-            <w:r>
-              <w:rPr>
-                <w:b w:val="0"/>
-                <w:sz w:val="20"/>
-              </w:rPr>
-              <w:t>Нақты сынақ кестелері бос.</w:t>
-            </w:r>
-          </w:p>
-        </w:tc>
-      </w:tr>
-      <w:tr>
-        <w:trPr>
-          <w:cantSplit/>
-        </w:trPr>
-        <w:tc>
-          <w:tcPr>
-            <w:tcW w:type="dxa" w:w="3118"/>
-          </w:tcPr>
-          <w:p>
-            <w:pPr>
-              <w:spacing w:after="60" w:before="60" w:line="252" w:lineRule="auto"/>
-            </w:pPr>
-            <w:r>
-              <w:rPr>
-                <w:b w:val="0"/>
-                <w:sz w:val="20"/>
-              </w:rPr>
-              <w:t>Дерек мерзімі</w:t>
-            </w:r>
-          </w:p>
-        </w:tc>
-        <w:tc>
-          <w:tcPr>
-            <w:tcW w:type="dxa" w:w="3118"/>
-          </w:tcPr>
-          <w:p>
-            <w:pPr>
-              <w:spacing w:after="60" w:before="60" w:line="252" w:lineRule="auto"/>
-            </w:pPr>
-            <w:r>
-              <w:rPr>
-                <w:b w:val="0"/>
-                <w:sz w:val="20"/>
-              </w:rPr>
-              <w:t>Қолжетімді тұлға, сақтау мерзімі және өшіру тәртібі белгіленеді.</w:t>
-            </w:r>
-          </w:p>
-        </w:tc>
-        <w:tc>
-          <w:tcPr>
-            <w:tcW w:type="dxa" w:w="3118"/>
-          </w:tcPr>
-          <w:p>
-            <w:pPr>
-              <w:spacing w:after="60" w:before="60" w:line="252" w:lineRule="auto"/>
-            </w:pPr>
-            <w:r>
-              <w:rPr>
-                <w:b w:val="0"/>
-                <w:sz w:val="20"/>
-              </w:rPr>
-              <w:t>Мектеп шешімі: ______.</w:t>
-            </w:r>
-          </w:p>
-        </w:tc>
-      </w:tr>
-      <w:tr>
-        <w:trPr>
-          <w:cantSplit/>
-        </w:trPr>
-        <w:tc>
-          <w:tcPr>
-            <w:tcW w:type="dxa" w:w="3118"/>
-          </w:tcPr>
-          <w:p>
-            <w:pPr>
-              <w:spacing w:after="60" w:before="60" w:line="252" w:lineRule="auto"/>
-            </w:pPr>
-            <w:r>
-              <w:rPr>
-                <w:b w:val="0"/>
-                <w:sz w:val="20"/>
-              </w:rPr>
-              <w:t>Экран жұмысы</w:t>
-            </w:r>
-          </w:p>
-        </w:tc>
-        <w:tc>
-          <w:tcPr>
-            <w:tcW w:type="dxa" w:w="3118"/>
-          </w:tcPr>
-          <w:p>
-            <w:pPr>
-              <w:spacing w:after="60" w:before="60" w:line="252" w:lineRule="auto"/>
-            </w:pPr>
-            <w:r>
-              <w:rPr>
-                <w:b w:val="0"/>
-                <w:sz w:val="20"/>
-              </w:rPr>
-              <w:t>Жасқа сай мәтін, үзіліс және анық батырмалар.</w:t>
-            </w:r>
-          </w:p>
-        </w:tc>
-        <w:tc>
-          <w:tcPr>
-            <w:tcW w:type="dxa" w:w="3118"/>
-          </w:tcPr>
-          <w:p>
-            <w:pPr>
-              <w:spacing w:after="60" w:before="60" w:line="252" w:lineRule="auto"/>
-            </w:pPr>
-            <w:r>
-              <w:rPr>
-                <w:b w:val="0"/>
-                <w:sz w:val="20"/>
-              </w:rPr>
-              <w:t>Интерфейс тексерілді; сыныпта бағалау жоспарланады.</w:t>
+              <w:t>Декларация жобасы дайын; авторлар тексереді.</w:t>
             </w:r>
           </w:p>
         </w:tc>
       </w:tr>
     </w:tbl>
     <w:p>
-      <w:pPr>
-        <w:spacing w:after="0"/>
-      </w:pPr>
-    </w:p>
-    <w:p>
       <w:r>
-        <w:t>Тексерген тұлға: ____________________</w:t>
+        <w:t>1-автордың қолы: ____________________</w:t>
         <w:br/>
-        <w:t>Ғылыми жетекші: ____________________</w:t>
+        <w:t>2-автордың қолы: ____________________</w:t>
         <w:br/>
-        <w:t>Қол/күні: ____________________</w:t>
+        <w:t>Ғылыми жетекшінің қолы: ____________________</w:t>
+        <w:br/>
+        <w:t>Білім беру ұйымының жауапты тұлғасының қолы: ____________________</w:t>
+        <w:br/>
+        <w:t>Күні: ____________________</w:t>
       </w:r>
     </w:p>
     <w:sectPr>
-      <w:headerReference w:type="default" r:id="rId9"/>
-      <w:footerReference w:type="default" r:id="rId10"/>
       <w:pgSz w:w="11906" w:h="16838"/>
-      <w:pgMar w:top="1134" w:right="1134" w:bottom="1134" w:left="1417" w:header="720" w:footer="720" w:gutter="0"/>
+      <w:pgMar w:top="1134" w:right="1134" w:bottom="1134" w:left="1701" w:header="720" w:footer="720" w:gutter="0"/>
       <w:cols w:space="720"/>
       <w:docGrid w:linePitch="360"/>
     </w:sectPr>
   </w:body>
 </w:document>
-</file>
-
-<file path=word/footer1.xml><?xml version="1.0" encoding="utf-8"?>
-<w:ftr xmlns:m="http://schemas.openxmlformats.org/officeDocument/2006/math" xmlns:mc="http://schemas.openxmlformats.org/markup-compatibility/2006" xmlns:mo="http://schemas.microsoft.com/office/mac/office/2008/main" xmlns:mv="urn:schemas-microsoft-com:mac:vml" xmlns:o="urn:schemas-microsoft-com:office:office" xmlns:r="http://schemas.openxmlformats.org/officeDocument/2006/relationships" xmlns:v="urn:schemas-microsoft-com:vml" xmlns:w10="urn:schemas-microsoft-com:office:word" xmlns:w14="http://schemas.microsoft.com/office/word/2010/wordml" xmlns:w="http://schemas.openxmlformats.org/wordprocessingml/2006/main" xmlns:wne="http://schemas.microsoft.com/office/word/2006/wordml" xmlns:wp14="http://schemas.microsoft.com/office/word/2010/wordprocessingDrawing" xmlns:wp="http://schemas.openxmlformats.org/drawingml/2006/wordprocessingDrawing" xmlns:wpc="http://schemas.microsoft.com/office/word/2010/wordprocessingCanvas" xmlns:wpg="http://schemas.microsoft.com/office/word/2010/wordprocessingGroup" xmlns:wpi="http://schemas.microsoft.com/office/word/2010/wordprocessingInk" xmlns:wps="http://schemas.microsoft.com/office/word/2010/wordprocessingShape" mc:Ignorable="w14 wp14">
-  <w:p>
-    <w:pPr>
-      <w:pStyle w:val="Footer"/>
-      <w:jc w:val="right"/>
-    </w:pPr>
-    <w:r>
-      <w:t xml:space="preserve">Qalam · </w:t>
-    </w:r>
-    <w:r/>
-    <w:fldSimple w:instr="PAGE"/>
-  </w:p>
-</w:ftr>
-</file>
-
-<file path=word/header1.xml><?xml version="1.0" encoding="utf-8"?>
-<w:hdr xmlns:m="http://schemas.openxmlformats.org/officeDocument/2006/math" xmlns:mc="http://schemas.openxmlformats.org/markup-compatibility/2006" xmlns:mo="http://schemas.microsoft.com/office/mac/office/2008/main" xmlns:mv="urn:schemas-microsoft-com:mac:vml" xmlns:o="urn:schemas-microsoft-com:office:office" xmlns:r="http://schemas.openxmlformats.org/officeDocument/2006/relationships" xmlns:v="urn:schemas-microsoft-com:vml" xmlns:w10="urn:schemas-microsoft-com:office:word" xmlns:w14="http://schemas.microsoft.com/office/word/2010/wordml" xmlns:w="http://schemas.openxmlformats.org/wordprocessingml/2006/main" xmlns:wne="http://schemas.microsoft.com/office/word/2006/wordml" xmlns:wp14="http://schemas.microsoft.com/office/word/2010/wordprocessingDrawing" xmlns:wp="http://schemas.openxmlformats.org/drawingml/2006/wordprocessingDrawing" xmlns:wpc="http://schemas.microsoft.com/office/word/2010/wordprocessingCanvas" xmlns:wpg="http://schemas.microsoft.com/office/word/2010/wordprocessingGroup" xmlns:wpi="http://schemas.microsoft.com/office/word/2010/wordprocessingInk" xmlns:wps="http://schemas.microsoft.com/office/word/2010/wordprocessingShape" mc:Ignorable="w14 wp14">
-  <w:p>
-    <w:pPr>
-      <w:pStyle w:val="Caption"/>
-    </w:pPr>
-    <w:r>
-      <w:t>QALAM · Мектеп кітапханасы</w:t>
-    </w:r>
-  </w:p>
-</w:hdr>
 </file>
 
 <file path=word/numbering.xml><?xml version="1.0" encoding="utf-8"?>
@@ -1187,11 +1225,11 @@
     <w:qFormat/>
     <w:rsid w:val="00FC693F"/>
     <w:pPr>
-      <w:spacing w:line="269" w:lineRule="auto" w:after="140"/>
+      <w:spacing w:line="360" w:lineRule="auto" w:after="100"/>
     </w:pPr>
     <w:rPr>
       <w:rFonts w:ascii="Times New Roman" w:hAnsi="Times New Roman"/>
-      <w:sz w:val="24"/>
+      <w:sz w:val="28"/>
     </w:rPr>
   </w:style>
   <w:style w:type="paragraph" w:styleId="Header">
@@ -1249,15 +1287,15 @@
     <w:pPr>
       <w:keepNext/>
       <w:keepLines/>
-      <w:spacing w:before="160" w:after="200"/>
+      <w:spacing w:before="480" w:after="0"/>
       <w:outlineLvl w:val="0"/>
     </w:pPr>
     <w:rPr>
-      <w:rFonts w:asciiTheme="majorHAnsi" w:eastAsiaTheme="majorEastAsia" w:hAnsiTheme="majorHAnsi" w:cstheme="majorBidi" w:ascii="Times New Roman" w:hAnsi="Times New Roman"/>
+      <w:rFonts w:asciiTheme="majorHAnsi" w:eastAsiaTheme="majorEastAsia" w:hAnsiTheme="majorHAnsi" w:cstheme="majorBidi"/>
       <w:b/>
       <w:bCs/>
-      <w:color w:val="285643"/>
-      <w:sz w:val="34"/>
+      <w:color w:val="365F91" w:themeColor="accent1" w:themeShade="BF"/>
+      <w:sz w:val="28"/>
       <w:szCs w:val="28"/>
     </w:rPr>
   </w:style>
@@ -1273,15 +1311,15 @@
     <w:pPr>
       <w:keepNext/>
       <w:keepLines/>
-      <w:spacing w:before="160" w:after="200"/>
+      <w:spacing w:before="200" w:after="0"/>
       <w:outlineLvl w:val="1"/>
     </w:pPr>
     <w:rPr>
-      <w:rFonts w:asciiTheme="majorHAnsi" w:eastAsiaTheme="majorEastAsia" w:hAnsiTheme="majorHAnsi" w:cstheme="majorBidi" w:ascii="Times New Roman" w:hAnsi="Times New Roman"/>
+      <w:rFonts w:asciiTheme="majorHAnsi" w:eastAsiaTheme="majorEastAsia" w:hAnsiTheme="majorHAnsi" w:cstheme="majorBidi"/>
       <w:b/>
       <w:bCs/>
-      <w:color w:val="285643"/>
-      <w:sz w:val="28"/>
+      <w:color w:val="4F81BD" w:themeColor="accent1"/>
+      <w:sz w:val="26"/>
       <w:szCs w:val="26"/>
     </w:rPr>
   </w:style>
@@ -1538,15 +1576,15 @@
       <w:pBdr>
         <w:bottom w:val="single" w:sz="8" w:space="4" w:color="4F81BD" w:themeColor="accent1"/>
       </w:pBdr>
-      <w:spacing w:after="200" w:line="240" w:lineRule="auto" w:before="160"/>
+      <w:spacing w:after="300" w:line="240" w:lineRule="auto"/>
       <w:contextualSpacing/>
     </w:pPr>
     <w:rPr>
-      <w:rFonts w:asciiTheme="majorHAnsi" w:eastAsiaTheme="majorEastAsia" w:hAnsiTheme="majorHAnsi" w:cstheme="majorBidi" w:ascii="Times New Roman" w:hAnsi="Times New Roman"/>
-      <w:color w:val="285643"/>
+      <w:rFonts w:asciiTheme="majorHAnsi" w:eastAsiaTheme="majorEastAsia" w:hAnsiTheme="majorHAnsi" w:cstheme="majorBidi"/>
+      <w:color w:val="17365D" w:themeColor="text2" w:themeShade="BF"/>
       <w:spacing w:val="5"/>
       <w:kern w:val="28"/>
-      <w:sz w:val="48"/>
+      <w:sz w:val="52"/>
       <w:szCs w:val="52"/>
     </w:rPr>
   </w:style>
